--- a/Инструкция_пользователя.docx
+++ b/Инструкция_пользователя.docx
@@ -23,7 +23,18 @@
           <w:b/>
           <w:sz w:val="28"/>
         </w:rPr>
-        <w:t>Система учета членов избирательной комиссии</w:t>
+        <w:t>Система приемной комиссии БППК</w:t>
+      </w:r>
+    </w:p>
+    <w:p>
+      <w:pPr>
+        <w:jc w:val="center"/>
+      </w:pPr>
+      <w:r>
+        <w:rPr>
+          <w:sz w:val="22"/>
+        </w:rPr>
+        <w:t>ул. Почтовая, 4</w:t>
       </w:r>
     </w:p>
     <w:p/>
@@ -61,12 +72,12 @@
     </w:p>
     <w:p>
       <w:r>
-        <w:t>При запуске откроется окно входа. Введите ваш логин и пароль, затем нажмите кнопку "ВОЙТИ".</w:t>
-      </w:r>
-    </w:p>
-    <w:p>
-      <w:r>
-        <w:t>Если у вас нет учетной записи, нажмите кнопку "Регистрация".</w:t>
+        <w:t>При запуске откроется окно входа. Введите ваш логин и пароль, затем нажмите кнопку "Войти".</w:t>
+      </w:r>
+    </w:p>
+    <w:p>
+      <w:r>
+        <w:t>Если у вас нет учетной записи, нажмите кнопку "Создать аккаунт".</w:t>
       </w:r>
     </w:p>
     <w:p/>
@@ -90,7 +101,7 @@
     </w:p>
     <w:p>
       <w:r>
-        <w:t>- Логин (имя для входа в систему)</w:t>
+        <w:t>- Имя пользователя (логин для входа)</w:t>
       </w:r>
     </w:p>
     <w:p>
@@ -121,27 +132,27 @@
     </w:p>
     <w:p>
       <w:r>
-        <w:t>- Члены комиссии - список всех членов избирательной комиссии</w:t>
-      </w:r>
-    </w:p>
-    <w:p>
-      <w:r>
-        <w:t>- Участки - список избирательных участков</w:t>
-      </w:r>
-    </w:p>
-    <w:p>
-      <w:r>
-        <w:t>- Должности - список должностей в комиссии</w:t>
-      </w:r>
-    </w:p>
-    <w:p/>
-    <w:p>
-      <w:r>
-        <w:rPr>
-          <w:b/>
-          <w:sz w:val="28"/>
-        </w:rPr>
-        <w:t>3. РАБОТА С ЧЛЕНАМИ КОМИССИИ</w:t>
+        <w:t>- Абитуриенты - список всех поступающих</w:t>
+      </w:r>
+    </w:p>
+    <w:p>
+      <w:r>
+        <w:t>- Специальности - список направлений подготовки</w:t>
+      </w:r>
+    </w:p>
+    <w:p>
+      <w:r>
+        <w:t>- Статусы - статусы заявлений</w:t>
+      </w:r>
+    </w:p>
+    <w:p/>
+    <w:p>
+      <w:r>
+        <w:rPr>
+          <w:b/>
+          <w:sz w:val="28"/>
+        </w:rPr>
+        <w:t>3. РАБОТА С АБИТУРИЕНТАМИ</w:t>
       </w:r>
     </w:p>
     <w:p/>
@@ -155,16 +166,16 @@
     </w:p>
     <w:p>
       <w:r>
-        <w:t>На вкладке "Члены комиссии" отображается таблица со всеми членами. Для поиска используйте поле поиска вверху.</w:t>
-      </w:r>
-    </w:p>
-    <w:p/>
-    <w:p>
-      <w:r>
-        <w:rPr>
-          <w:b/>
-        </w:rPr>
-        <w:t>3.2 Добавление члена комиссии</w:t>
+        <w:t>На вкладке "Абитуриенты" отображается таблица со всеми поступающими.</w:t>
+      </w:r>
+    </w:p>
+    <w:p/>
+    <w:p>
+      <w:r>
+        <w:rPr>
+          <w:b/>
+        </w:rPr>
+        <w:t>3.2 Добавление абитуриента</w:t>
       </w:r>
     </w:p>
     <w:p>
@@ -174,17 +185,17 @@
     </w:p>
     <w:p>
       <w:r>
-        <w:t>- ФИО члена комиссии</w:t>
-      </w:r>
-    </w:p>
-    <w:p>
-      <w:r>
-        <w:t>- Избирательный участок</w:t>
-      </w:r>
-    </w:p>
-    <w:p>
-      <w:r>
-        <w:t>- Должность</w:t>
+        <w:t>- ФИО абитуриента</w:t>
+      </w:r>
+    </w:p>
+    <w:p>
+      <w:r>
+        <w:t>- Специальность</w:t>
+      </w:r>
+    </w:p>
+    <w:p>
+      <w:r>
+        <w:t>- Статус заявления</w:t>
       </w:r>
     </w:p>
     <w:p>
@@ -227,69 +238,69 @@
           <w:b/>
           <w:sz w:val="28"/>
         </w:rPr>
-        <w:t>4. РАБОТА С УЧАСТКАМИ</w:t>
-      </w:r>
-    </w:p>
-    <w:p/>
-    <w:p>
-      <w:r>
-        <w:t>На вкладке "Участки" можно управлять избирательными участками:</w:t>
-      </w:r>
-    </w:p>
-    <w:p>
-      <w:r>
-        <w:t>- Название участка (например, УИК №1001)</w:t>
-      </w:r>
-    </w:p>
-    <w:p>
-      <w:r>
-        <w:t>- Адрес участка</w:t>
-      </w:r>
-    </w:p>
-    <w:p>
-      <w:r>
-        <w:t>- Номер участка</w:t>
-      </w:r>
-    </w:p>
-    <w:p/>
-    <w:p>
-      <w:r>
-        <w:rPr>
-          <w:b/>
-          <w:sz w:val="28"/>
-        </w:rPr>
-        <w:t>5. РАБОТА С ДОЛЖНОСТЯМИ</w:t>
-      </w:r>
-    </w:p>
-    <w:p/>
-    <w:p>
-      <w:r>
-        <w:t>На вкладке "Должности" можно управлять должностями:</w:t>
-      </w:r>
-    </w:p>
-    <w:p>
-      <w:r>
-        <w:t>- Председатель</w:t>
-      </w:r>
-    </w:p>
-    <w:p>
-      <w:r>
-        <w:t>- Заместитель председателя</w:t>
-      </w:r>
-    </w:p>
-    <w:p>
-      <w:r>
-        <w:t>- Секретарь</w:t>
-      </w:r>
-    </w:p>
-    <w:p>
-      <w:r>
-        <w:t>- Член комиссии</w:t>
-      </w:r>
-    </w:p>
-    <w:p>
-      <w:r>
-        <w:t>- Наблюдатель</w:t>
+        <w:t>4. РАБОТА СО СПЕЦИАЛЬНОСТЯМИ</w:t>
+      </w:r>
+    </w:p>
+    <w:p/>
+    <w:p>
+      <w:r>
+        <w:t>На вкладке "Специальности" можно управлять направлениями подготовки:</w:t>
+      </w:r>
+    </w:p>
+    <w:p>
+      <w:r>
+        <w:t>- Код специальности (например, 09.02.07)</w:t>
+      </w:r>
+    </w:p>
+    <w:p>
+      <w:r>
+        <w:t>- Название специальности</w:t>
+      </w:r>
+    </w:p>
+    <w:p>
+      <w:r>
+        <w:t>- Порядок отображения</w:t>
+      </w:r>
+    </w:p>
+    <w:p/>
+    <w:p>
+      <w:r>
+        <w:rPr>
+          <w:b/>
+          <w:sz w:val="28"/>
+        </w:rPr>
+        <w:t>5. РАБОТА СО СТАТУСАМИ</w:t>
+      </w:r>
+    </w:p>
+    <w:p/>
+    <w:p>
+      <w:r>
+        <w:t>На вкладке "Статусы" можно управлять статусами заявлений:</w:t>
+      </w:r>
+    </w:p>
+    <w:p>
+      <w:r>
+        <w:t>- Подано</w:t>
+      </w:r>
+    </w:p>
+    <w:p>
+      <w:r>
+        <w:t>- На рассмотрении</w:t>
+      </w:r>
+    </w:p>
+    <w:p>
+      <w:r>
+        <w:t>- Принят</w:t>
+      </w:r>
+    </w:p>
+    <w:p>
+      <w:r>
+        <w:t>- В резерве</w:t>
+      </w:r>
+    </w:p>
+    <w:p>
+      <w:r>
+        <w:t>- Отклонено</w:t>
       </w:r>
     </w:p>
     <w:p/>
@@ -305,7 +316,7 @@
     <w:p/>
     <w:p>
       <w:r>
-        <w:t>Для выхода нажмите кнопку "Выход" в правом верхнем углу главного окна или закройте окно стандартным способом.</w:t>
+        <w:t>Для выхода закройте окно приложения стандартным способом.</w:t>
       </w:r>
     </w:p>
     <w:p/>
